--- a/注塑项目/金榕/lucid汽车地板舱盖配件/Lucid地板舱盖_模具加工定制合同.docx
+++ b/注塑项目/金榕/lucid汽车地板舱盖配件/Lucid地板舱盖_模具加工定制合同.docx
@@ -17,28 +17,6 @@
           <w:lang w:eastAsia="zh-CN"/>
         </w:rPr>
         <w:t>模具加工定制合同</w:t>
-      </w:r>
-    </w:p>
-    <w:p>
-      <w:pPr>
-        <w:jc w:val="right"/>
-        <w:rPr>
-          <w:lang w:eastAsia="zh-CN"/>
-        </w:rPr>
-      </w:pPr>
-      <w:r>
-        <w:rPr>
-          <w:sz w:val="21"/>
-          <w:lang w:eastAsia="zh-CN"/>
-        </w:rPr>
-        <w:t>合同号：</w:t>
-      </w:r>
-      <w:r>
-        <w:rPr>
-          <w:sz w:val="21"/>
-          <w:lang w:eastAsia="zh-CN"/>
-        </w:rPr>
-        <w:t>_______________</w:t>
       </w:r>
     </w:p>
     <w:p>
@@ -68,7 +46,7 @@
           <w:sz w:val="21"/>
           <w:lang w:eastAsia="zh-CN"/>
         </w:rPr>
-        <w:t>乙方：_______________</w:t>
+        <w:t>乙方：杭州景创模塑科技有限公司</w:t>
       </w:r>
     </w:p>
     <w:p>
@@ -128,6 +106,7 @@
             <w:pPr>
               <w:jc w:val="center"/>
             </w:pPr>
+            <w:proofErr w:type="spellStart"/>
             <w:r>
               <w:rPr>
                 <w:rFonts w:ascii="SimSun" w:eastAsia="SimSun" w:hAnsi="SimSun"/>
@@ -136,6 +115,7 @@
               </w:rPr>
               <w:t>序号</w:t>
             </w:r>
+            <w:proofErr w:type="spellEnd"/>
           </w:p>
         </w:tc>
         <w:tc>
@@ -422,11 +402,9 @@
             <w:pPr>
               <w:jc w:val="center"/>
             </w:pPr>
-            <w:r/>
             <w:r>
               <w:rPr>
-                <w:rFonts w:ascii="宋体" w:hAnsi="宋体" w:eastAsia="宋体"/>
-                <w:b w:val="0"/>
+                <w:rFonts w:ascii="SimSun" w:eastAsia="SimSun" w:hAnsi="SimSun"/>
                 <w:sz w:val="18"/>
               </w:rPr>
               <w:t>65,000元</w:t>
@@ -457,40 +435,13 @@
           <w:p>
             <w:pPr>
               <w:jc w:val="center"/>
-              <w:rPr>
-                <w:rFonts w:hint="eastAsia"/>
-                <w:lang w:eastAsia="zh-CN"/>
-              </w:rPr>
             </w:pPr>
             <w:r>
               <w:rPr>
                 <w:rFonts w:ascii="SimSun" w:eastAsia="SimSun" w:hAnsi="SimSun"/>
                 <w:sz w:val="18"/>
               </w:rPr>
-              <w:t>2026-0</w:t>
-            </w:r>
-            <w:r>
-              <w:rPr>
-                <w:rFonts w:ascii="SimSun" w:eastAsia="SimSun" w:hAnsi="SimSun" w:hint="eastAsia"/>
-                <w:sz w:val="18"/>
-                <w:lang w:eastAsia="zh-CN"/>
-              </w:rPr>
-              <w:t>8</w:t>
-            </w:r>
-            <w:r>
-              <w:rPr>
-                <w:rFonts w:ascii="SimSun" w:eastAsia="SimSun" w:hAnsi="SimSun"/>
-                <w:sz w:val="18"/>
-              </w:rPr>
-              <w:t>-</w:t>
-            </w:r>
-            <w:r>
-              <w:rPr>
-                <w:rFonts w:ascii="SimSun" w:eastAsia="SimSun" w:hAnsi="SimSun" w:hint="eastAsia"/>
-                <w:sz w:val="18"/>
-                <w:lang w:eastAsia="zh-CN"/>
-              </w:rPr>
-              <w:t>12</w:t>
+              <w:t>2026-08-12</w:t>
             </w:r>
           </w:p>
         </w:tc>
@@ -591,10 +542,9 @@
             <w:pPr>
               <w:jc w:val="center"/>
             </w:pPr>
-            <w:r/>
             <w:r>
               <w:rPr>
-                <w:rFonts w:ascii="宋体" w:hAnsi="宋体" w:eastAsia="宋体"/>
+                <w:rFonts w:ascii="SimSun" w:eastAsia="SimSun" w:hAnsi="SimSun"/>
                 <w:b/>
                 <w:sz w:val="18"/>
               </w:rPr>
@@ -642,8 +592,9 @@
       </w:pPr>
       <w:r>
         <w:rPr>
-          <w:rFonts w:ascii="宋体" w:hAnsi="宋体" w:eastAsia="宋体"/>
+          <w:rFonts w:ascii="SimSun" w:eastAsia="SimSun" w:hAnsi="SimSun"/>
           <w:sz w:val="21"/>
+          <w:lang w:eastAsia="zh-CN"/>
         </w:rPr>
         <w:t>二、模具总价：人民币 陆万伍仟元整（含税¥65,000.00元 / 未税¥57,522.00元，税率13%）。</w:t>
       </w:r>
@@ -867,14 +818,36 @@
       </w:pPr>
       <w:r>
         <w:rPr>
-          <w:rFonts w:ascii="宋体" w:hAnsi="宋体" w:eastAsia="宋体"/>
+          <w:rFonts w:ascii="SimSun" w:eastAsia="SimSun" w:hAnsi="SimSun"/>
           <w:sz w:val="21"/>
+          <w:lang w:eastAsia="zh-CN"/>
         </w:rPr>
         <w:t xml:space="preserve">　　（一）合同签订款（30%）：本合同双方签订后，乙方开具增值税专用发票，甲方于收票后30个自然日内以银行转账或承兑汇票方式支付人民币壹万玖仟伍佰元整（含税¥19,500.00元 / 未税¥17,257.00元）。</w:t>
+      </w:r>
+      <w:r>
+        <w:rPr>
+          <w:rFonts w:ascii="SimSun" w:eastAsia="SimSun" w:hAnsi="SimSun"/>
+          <w:sz w:val="21"/>
+          <w:lang w:eastAsia="zh-CN"/>
+        </w:rPr>
         <w:br/>
         <w:t xml:space="preserve">　　（二）T0交样款（30%）：模具完成T0试模并提交样件后，乙方开具增值税专用发票，甲方于收票后30个自然日内支付人民币壹万玖仟伍佰元整（含税¥19,500.00元 / 未税¥17,257.00元）。</w:t>
+      </w:r>
+      <w:r>
+        <w:rPr>
+          <w:rFonts w:ascii="SimSun" w:eastAsia="SimSun" w:hAnsi="SimSun"/>
+          <w:sz w:val="21"/>
+          <w:lang w:eastAsia="zh-CN"/>
+        </w:rPr>
         <w:br/>
         <w:t xml:space="preserve">　　（三）验收通过款（30%）：模具经甲方客户验收通过后，乙方开具增值税专用发票，甲方于收票后30个自然日内支付人民币壹万玖仟伍佰元整（含税¥19,500.00元 / 未税¥17,257.00元）。</w:t>
+      </w:r>
+      <w:r>
+        <w:rPr>
+          <w:rFonts w:ascii="SimSun" w:eastAsia="SimSun" w:hAnsi="SimSun"/>
+          <w:sz w:val="21"/>
+          <w:lang w:eastAsia="zh-CN"/>
+        </w:rPr>
         <w:br/>
         <w:t xml:space="preserve">　　（四）量产尾款（10%）：量产开始后6个月，乙方开具增值税专用发票，甲方于收票后30个自然日内支付人民币陆仟伍佰元整（含税¥6,500.00元 / 未税¥5,751.00元）。</w:t>
       </w:r>
@@ -921,7 +894,7 @@
           <w:sz w:val="21"/>
           <w:lang w:eastAsia="zh-CN"/>
         </w:rPr>
-        <w:t>十八、甲方和甲方客户签订的本套模具的模具合同和技术协议作为本合同附件，乙方代表甲方执行合同。</w:t>
+        <w:t>十八、甲方和甲方客户签订（上海金榕汽车零部件股份有限公司）的本套模具的模具合同和技术协议作为本合同附件，乙方代表甲方执行合同。</w:t>
       </w:r>
     </w:p>
     <w:p>
@@ -976,10 +949,16 @@
             <w:tcW w:w="4618" w:type="dxa"/>
           </w:tcPr>
           <w:p>
+            <w:pPr>
+              <w:rPr>
+                <w:lang w:eastAsia="zh-CN"/>
+              </w:rPr>
+            </w:pPr>
             <w:r>
               <w:rPr>
                 <w:rFonts w:ascii="SimSun" w:eastAsia="SimSun" w:hAnsi="SimSun"/>
                 <w:sz w:val="21"/>
+                <w:lang w:eastAsia="zh-CN"/>
               </w:rPr>
               <w:t>甲方：杭州深远工贸有限公司</w:t>
             </w:r>
@@ -995,7 +974,7 @@
                 <w:rFonts w:ascii="SimSun" w:eastAsia="SimSun" w:hAnsi="SimSun"/>
                 <w:sz w:val="21"/>
               </w:rPr>
-              <w:t>乙方：_______________</w:t>
+              <w:t>乙方：杭州景创模塑科技有限公司</w:t>
             </w:r>
           </w:p>
         </w:tc>
@@ -1011,7 +990,23 @@
                 <w:rFonts w:ascii="SimSun" w:eastAsia="SimSun" w:hAnsi="SimSun"/>
                 <w:sz w:val="21"/>
               </w:rPr>
-              <w:t>（盖章）</w:t>
+              <w:t>（</w:t>
+            </w:r>
+            <w:proofErr w:type="spellStart"/>
+            <w:r>
+              <w:rPr>
+                <w:rFonts w:ascii="SimSun" w:eastAsia="SimSun" w:hAnsi="SimSun"/>
+                <w:sz w:val="21"/>
+              </w:rPr>
+              <w:t>盖章</w:t>
+            </w:r>
+            <w:proofErr w:type="spellEnd"/>
+            <w:r>
+              <w:rPr>
+                <w:rFonts w:ascii="SimSun" w:eastAsia="SimSun" w:hAnsi="SimSun"/>
+                <w:sz w:val="21"/>
+              </w:rPr>
+              <w:t>）</w:t>
             </w:r>
           </w:p>
         </w:tc>
@@ -1041,7 +1036,7 @@
                 <w:rFonts w:ascii="SimSun" w:eastAsia="SimSun" w:hAnsi="SimSun"/>
                 <w:sz w:val="21"/>
               </w:rPr>
-              <w:t>经办人：_______________</w:t>
+              <w:t>经办人：____陈思远____</w:t>
             </w:r>
           </w:p>
         </w:tc>
@@ -1055,7 +1050,7 @@
                 <w:rFonts w:ascii="SimSun" w:eastAsia="SimSun" w:hAnsi="SimSun"/>
                 <w:sz w:val="21"/>
               </w:rPr>
-              <w:t>经办人：_______________</w:t>
+              <w:t>经办人：____胡孝程____</w:t>
             </w:r>
           </w:p>
         </w:tc>
@@ -1071,7 +1066,7 @@
                 <w:rFonts w:ascii="SimSun" w:eastAsia="SimSun" w:hAnsi="SimSun"/>
                 <w:sz w:val="21"/>
               </w:rPr>
-              <w:t>负责人：_______________</w:t>
+              <w:t>负责人：____许燊_____</w:t>
             </w:r>
           </w:p>
         </w:tc>
@@ -1085,7 +1080,7 @@
                 <w:rFonts w:ascii="SimSun" w:eastAsia="SimSun" w:hAnsi="SimSun"/>
                 <w:sz w:val="21"/>
               </w:rPr>
-              <w:t>负责人：_______________</w:t>
+              <w:t>负责人：____胡孝程____</w:t>
             </w:r>
           </w:p>
         </w:tc>
@@ -1101,7 +1096,7 @@
                 <w:rFonts w:ascii="SimSun" w:eastAsia="SimSun" w:hAnsi="SimSun"/>
                 <w:sz w:val="21"/>
               </w:rPr>
-              <w:t>日期：_____年_____月_____日</w:t>
+              <w:t>日期：_2026_年__07_月_01_日</w:t>
             </w:r>
           </w:p>
         </w:tc>
@@ -1115,7 +1110,7 @@
                 <w:rFonts w:ascii="SimSun" w:eastAsia="SimSun" w:hAnsi="SimSun"/>
                 <w:sz w:val="21"/>
               </w:rPr>
-              <w:t>日期：_____年_____月_____日</w:t>
+              <w:t>日期：_2026_年__07_月_01_日</w:t>
             </w:r>
           </w:p>
         </w:tc>
@@ -1305,31 +1300,31 @@
       </w:rPr>
     </w:lvl>
   </w:abstractNum>
-  <w:num w:numId="1" w16cid:durableId="1282103956">
+  <w:num w:numId="1" w16cid:durableId="62873532">
     <w:abstractNumId w:val="8"/>
   </w:num>
-  <w:num w:numId="2" w16cid:durableId="1094788796">
+  <w:num w:numId="2" w16cid:durableId="785655191">
     <w:abstractNumId w:val="6"/>
   </w:num>
-  <w:num w:numId="3" w16cid:durableId="1460565917">
+  <w:num w:numId="3" w16cid:durableId="2061126511">
     <w:abstractNumId w:val="5"/>
   </w:num>
-  <w:num w:numId="4" w16cid:durableId="1086149751">
+  <w:num w:numId="4" w16cid:durableId="1954706221">
     <w:abstractNumId w:val="4"/>
   </w:num>
-  <w:num w:numId="5" w16cid:durableId="753548605">
+  <w:num w:numId="5" w16cid:durableId="1114985126">
     <w:abstractNumId w:val="7"/>
   </w:num>
-  <w:num w:numId="6" w16cid:durableId="481578259">
+  <w:num w:numId="6" w16cid:durableId="2046253722">
     <w:abstractNumId w:val="3"/>
   </w:num>
-  <w:num w:numId="7" w16cid:durableId="670835596">
+  <w:num w:numId="7" w16cid:durableId="1449160349">
     <w:abstractNumId w:val="2"/>
   </w:num>
-  <w:num w:numId="8" w16cid:durableId="745418049">
+  <w:num w:numId="8" w16cid:durableId="1983533386">
     <w:abstractNumId w:val="1"/>
   </w:num>
-  <w:num w:numId="9" w16cid:durableId="844322696">
+  <w:num w:numId="9" w16cid:durableId="696470514">
     <w:abstractNumId w:val="0"/>
   </w:num>
 </w:numbering>
